--- a/fiches-docx/F-07.docx
+++ b/fiches-docx/F-07.docx
@@ -74,7 +74,7 @@
           <w:b/>
           <w:sz w:val="22"/>
         </w:rPr>
-        <w:t xml:space="preserve">السنة الدراسية: </w:t>
+        <w:t xml:space="preserve">الموسم الدراسي: </w:t>
       </w:r>
       <w:r>
         <w:t>__________________________________________________</w:t>
@@ -400,7 +400,7 @@
           <w:color w:val="2D6A4F"/>
           <w:sz w:val="22"/>
         </w:rPr>
-        <w:t>◆  7. مصادر التمويل</w:t>
+        <w:t>◆  7. آليات التطوير والاستشارة</w:t>
       </w:r>
     </w:p>
     <w:p>
@@ -442,7 +442,7 @@
           <w:color w:val="2D6A4F"/>
           <w:sz w:val="22"/>
         </w:rPr>
-        <w:t>◆  8. آليات التقويم والمتابعة</w:t>
+        <w:t>◆  8. التمويل والمصادر</w:t>
       </w:r>
     </w:p>
     <w:p>

--- a/fiches-docx/F-07.docx
+++ b/fiches-docx/F-07.docx
@@ -16,6 +16,12 @@
           <w:tcPr>
             <w:tcW w:type="dxa" w:w="9972"/>
             <w:shd w:val="clear" w:color="auto" w:fill="c8e8bc"/>
+            <w:tcBorders>
+              <w:top w:val="single" w:sz="6" w:space="0" w:color="333333"/>
+              <w:left w:val="single" w:sz="6" w:space="0" w:color="333333"/>
+              <w:bottom w:val="single" w:sz="6" w:space="0" w:color="333333"/>
+              <w:right w:val="single" w:sz="6" w:space="0" w:color="333333"/>
+            </w:tcBorders>
           </w:tcPr>
           <w:p>
             <w:pPr>
@@ -25,10 +31,238 @@
             <w:r>
               <w:rPr>
                 <w:b/>
-                <w:color w:val="1A2B22"/>
-                <w:sz w:val="26"/>
+                <w:sz w:val="24"/>
               </w:rPr>
-              <w:t xml:space="preserve">  F-07 — بطاقة عناصر مشروع النادي التربوي  </w:t>
+              <w:t>بطاقة عناصر مشروع النادي</w:t>
+            </w:r>
+          </w:p>
+        </w:tc>
+      </w:tr>
+    </w:tbl>
+    <w:p/>
+    <w:tbl>
+      <w:tblPr>
+        <w:tblW w:type="auto" w:w="0"/>
+        <w:jc w:val="center"/>
+        <w:tblLook w:firstColumn="1" w:firstRow="1" w:lastColumn="0" w:lastRow="0" w:noHBand="0" w:noVBand="1" w:val="04A0"/>
+      </w:tblPr>
+      <w:tblGrid>
+        <w:gridCol w:w="2493"/>
+        <w:gridCol w:w="2493"/>
+        <w:gridCol w:w="2493"/>
+        <w:gridCol w:w="2493"/>
+      </w:tblGrid>
+      <w:tr>
+        <w:tc>
+          <w:tcPr>
+            <w:tcW w:type="dxa" w:w="2493"/>
+            <w:tcBorders>
+              <w:top w:val="none" w:sz="0" w:space="0" w:color="auto"/>
+              <w:left w:val="none" w:sz="0" w:space="0" w:color="auto"/>
+              <w:bottom w:val="none" w:sz="0" w:space="0" w:color="auto"/>
+              <w:right w:val="none" w:sz="0" w:space="0" w:color="auto"/>
+            </w:tcBorders>
+          </w:tcPr>
+          <w:p>
+            <w:pPr>
+              <w:bidi/>
+            </w:pPr>
+            <w:r>
+              <w:rPr>
+                <w:b/>
+                <w:sz w:val="19"/>
+              </w:rPr>
+              <w:t>الأكاديميـة :</w:t>
+            </w:r>
+          </w:p>
+        </w:tc>
+        <w:tc>
+          <w:tcPr>
+            <w:tcW w:type="dxa" w:w="2493"/>
+            <w:tcBorders>
+              <w:top w:val="none" w:sz="0" w:space="0" w:color="auto"/>
+              <w:left w:val="none" w:sz="0" w:space="0" w:color="auto"/>
+              <w:bottom w:val="none" w:sz="0" w:space="0" w:color="auto"/>
+              <w:right w:val="none" w:sz="0" w:space="0" w:color="auto"/>
+            </w:tcBorders>
+          </w:tcPr>
+          <w:p>
+            <w:pPr>
+              <w:bidi/>
+            </w:pPr>
+            <w:r>
+              <w:rPr>
+                <w:color w:val="555555"/>
+                <w:sz w:val="18"/>
+              </w:rPr>
+              <w:t>. . . . . . . . . . . . . . . . . . . . .</w:t>
+            </w:r>
+          </w:p>
+        </w:tc>
+        <w:tc>
+          <w:tcPr>
+            <w:tcW w:type="dxa" w:w="2493"/>
+            <w:tcBorders>
+              <w:top w:val="none" w:sz="0" w:space="0" w:color="auto"/>
+              <w:left w:val="none" w:sz="0" w:space="0" w:color="auto"/>
+              <w:bottom w:val="none" w:sz="0" w:space="0" w:color="auto"/>
+              <w:right w:val="none" w:sz="0" w:space="0" w:color="auto"/>
+            </w:tcBorders>
+          </w:tcPr>
+          <w:p>
+            <w:pPr>
+              <w:bidi/>
+            </w:pPr>
+            <w:r>
+              <w:rPr>
+                <w:b/>
+                <w:sz w:val="19"/>
+              </w:rPr>
+              <w:t>المديرية الإقليمية :</w:t>
+            </w:r>
+          </w:p>
+        </w:tc>
+        <w:tc>
+          <w:tcPr>
+            <w:tcW w:type="dxa" w:w="2493"/>
+            <w:tcBorders>
+              <w:top w:val="none" w:sz="0" w:space="0" w:color="auto"/>
+              <w:left w:val="none" w:sz="0" w:space="0" w:color="auto"/>
+              <w:bottom w:val="none" w:sz="0" w:space="0" w:color="auto"/>
+              <w:right w:val="none" w:sz="0" w:space="0" w:color="auto"/>
+            </w:tcBorders>
+          </w:tcPr>
+          <w:p>
+            <w:pPr>
+              <w:bidi/>
+            </w:pPr>
+            <w:r>
+              <w:rPr>
+                <w:color w:val="555555"/>
+                <w:sz w:val="18"/>
+              </w:rPr>
+              <w:t>. . . . . . . . . . . . . . . . . . . . .</w:t>
+            </w:r>
+          </w:p>
+        </w:tc>
+      </w:tr>
+      <w:tr>
+        <w:tc>
+          <w:tcPr>
+            <w:tcW w:type="dxa" w:w="2493"/>
+            <w:tcBorders>
+              <w:top w:val="none" w:sz="0" w:space="0" w:color="auto"/>
+              <w:left w:val="none" w:sz="0" w:space="0" w:color="auto"/>
+              <w:bottom w:val="none" w:sz="0" w:space="0" w:color="auto"/>
+              <w:right w:val="none" w:sz="0" w:space="0" w:color="auto"/>
+            </w:tcBorders>
+          </w:tcPr>
+          <w:p>
+            <w:pPr>
+              <w:bidi/>
+            </w:pPr>
+            <w:r>
+              <w:rPr>
+                <w:b/>
+                <w:sz w:val="19"/>
+              </w:rPr>
+              <w:t>المؤسسـة :</w:t>
+            </w:r>
+          </w:p>
+        </w:tc>
+        <w:tc>
+          <w:tcPr>
+            <w:tcW w:type="dxa" w:w="2493"/>
+            <w:tcBorders>
+              <w:top w:val="none" w:sz="0" w:space="0" w:color="auto"/>
+              <w:left w:val="none" w:sz="0" w:space="0" w:color="auto"/>
+              <w:bottom w:val="none" w:sz="0" w:space="0" w:color="auto"/>
+              <w:right w:val="none" w:sz="0" w:space="0" w:color="auto"/>
+            </w:tcBorders>
+          </w:tcPr>
+          <w:p>
+            <w:pPr>
+              <w:bidi/>
+            </w:pPr>
+            <w:r>
+              <w:rPr>
+                <w:color w:val="555555"/>
+                <w:sz w:val="18"/>
+              </w:rPr>
+              <w:t>. . . . . . . . . . . . . . . . . . . . .</w:t>
+            </w:r>
+          </w:p>
+        </w:tc>
+        <w:tc>
+          <w:tcPr>
+            <w:tcW w:type="dxa" w:w="2493"/>
+            <w:tcBorders>
+              <w:top w:val="none" w:sz="0" w:space="0" w:color="auto"/>
+              <w:left w:val="none" w:sz="0" w:space="0" w:color="auto"/>
+              <w:bottom w:val="none" w:sz="0" w:space="0" w:color="auto"/>
+              <w:right w:val="none" w:sz="0" w:space="0" w:color="auto"/>
+            </w:tcBorders>
+          </w:tcPr>
+          <w:p>
+            <w:pPr>
+              <w:bidi/>
+            </w:pPr>
+            <w:r>
+              <w:rPr>
+                <w:b/>
+                <w:sz w:val="19"/>
+              </w:rPr>
+              <w:t>النـادي :</w:t>
+            </w:r>
+          </w:p>
+        </w:tc>
+        <w:tc>
+          <w:tcPr>
+            <w:tcW w:type="dxa" w:w="2493"/>
+            <w:tcBorders>
+              <w:top w:val="none" w:sz="0" w:space="0" w:color="auto"/>
+              <w:left w:val="none" w:sz="0" w:space="0" w:color="auto"/>
+              <w:bottom w:val="none" w:sz="0" w:space="0" w:color="auto"/>
+              <w:right w:val="none" w:sz="0" w:space="0" w:color="auto"/>
+            </w:tcBorders>
+          </w:tcPr>
+          <w:p>
+            <w:pPr>
+              <w:bidi/>
+            </w:pPr>
+            <w:r>
+              <w:rPr>
+                <w:color w:val="555555"/>
+                <w:sz w:val="18"/>
+              </w:rPr>
+              <w:t>. . . . . . . . . . . . . . . . . . . . .</w:t>
+            </w:r>
+          </w:p>
+        </w:tc>
+      </w:tr>
+      <w:tr>
+        <w:tc>
+          <w:tcPr>
+            <w:tcW w:type="dxa" w:w="9972"/>
+            <w:gridSpan w:val="4"/>
+            <w:tcBorders>
+              <w:top w:val="none" w:sz="0" w:space="0" w:color="auto"/>
+              <w:left w:val="none" w:sz="0" w:space="0" w:color="auto"/>
+              <w:bottom w:val="none" w:sz="0" w:space="0" w:color="auto"/>
+              <w:right w:val="none" w:sz="0" w:space="0" w:color="auto"/>
+            </w:tcBorders>
+          </w:tcPr>
+          <w:p>
+            <w:pPr>
+              <w:jc w:val="center"/>
+              <w:bidi/>
+            </w:pPr>
+            <w:r>
+              <w:rPr>
+                <w:b/>
+                <w:sz w:val="20"/>
+              </w:rPr>
+              <w:t>الموسم الدراسي :  . . . . . . . .  /  . . . . . . . .</w:t>
             </w:r>
           </w:p>
         </w:tc>
@@ -42,12 +276,9 @@
       <w:r>
         <w:rPr>
           <w:b/>
-          <w:sz w:val="22"/>
+          <w:sz w:val="20"/>
         </w:rPr>
-        <w:t xml:space="preserve">اسم النادي: </w:t>
-      </w:r>
-      <w:r>
-        <w:t>__________________________________________________</w:t>
+        <w:t>.1 الأهداف العامة للنادي وأولوياته:</w:t>
       </w:r>
     </w:p>
     <w:p>
@@ -56,13 +287,10 @@
       </w:pPr>
       <w:r>
         <w:rPr>
-          <w:b/>
-          <w:sz w:val="22"/>
+          <w:color w:val="555555"/>
+          <w:sz w:val="18"/>
         </w:rPr>
-        <w:t xml:space="preserve">المؤسسة: </w:t>
-      </w:r>
-      <w:r>
-        <w:t>__________________________________________________</w:t>
+        <w:t>. . . . . . . . . . . . . . . . . . . . . . . . . . . . . . . . . . . . . . . . . . . . . . .</w:t>
       </w:r>
     </w:p>
     <w:p>
@@ -71,13 +299,10 @@
       </w:pPr>
       <w:r>
         <w:rPr>
-          <w:b/>
-          <w:sz w:val="22"/>
+          <w:color w:val="555555"/>
+          <w:sz w:val="18"/>
         </w:rPr>
-        <w:t xml:space="preserve">الموسم الدراسي: </w:t>
-      </w:r>
-      <w:r>
-        <w:t>__________________________________________________</w:t>
+        <w:t>. . . . . . . . . . . . . . . . . . . . . . . . . . . . . . . . . . . . . . . . . . . . . . .</w:t>
       </w:r>
     </w:p>
     <w:p>
@@ -86,13 +311,10 @@
       </w:pPr>
       <w:r>
         <w:rPr>
-          <w:b/>
-          <w:sz w:val="22"/>
+          <w:color w:val="555555"/>
+          <w:sz w:val="18"/>
         </w:rPr>
-        <w:t xml:space="preserve">المؤطِّر: </w:t>
-      </w:r>
-      <w:r>
-        <w:t>__________________________________________________</w:t>
+        <w:t>. . . . . . . . . . . . . . . . . . . . . . . . . . . . . . . . . . . . . . . . . . . . . . .</w:t>
       </w:r>
     </w:p>
     <w:p/>
@@ -103,10 +325,9 @@
       <w:r>
         <w:rPr>
           <w:b/>
-          <w:color w:val="2D6A4F"/>
-          <w:sz w:val="22"/>
+          <w:sz w:val="20"/>
         </w:rPr>
-        <w:t>◆  1. رسالة النادي وأهدافه العامة</w:t>
+        <w:t>.2 الأنشطة المزمع إنجازها:</w:t>
       </w:r>
     </w:p>
     <w:p>
@@ -115,12 +336,10 @@
       </w:pPr>
       <w:r>
         <w:rPr>
-          <w:b/>
+          <w:color w:val="555555"/>
+          <w:sz w:val="18"/>
         </w:rPr>
-        <w:t xml:space="preserve">: </w:t>
-      </w:r>
-      <w:r>
-        <w:t xml:space="preserve">· · · · · · · · · · · · · · · · · · · · · · · · · · · · · · · · · · · </w:t>
+        <w:t>. . . . . . . . . . . . . . . . . . . . . . . . . . . . . . . . . . . . . . . . . . . . . . .</w:t>
       </w:r>
     </w:p>
     <w:p>
@@ -129,12 +348,10 @@
       </w:pPr>
       <w:r>
         <w:rPr>
-          <w:b/>
+          <w:color w:val="555555"/>
+          <w:sz w:val="18"/>
         </w:rPr>
-        <w:t xml:space="preserve">: </w:t>
-      </w:r>
-      <w:r>
-        <w:t xml:space="preserve">· · · · · · · · · · · · · · · · · · · · · · · · · · · · · · · · · · · </w:t>
+        <w:t>. . . . . . . . . . . . . . . . . . . . . . . . . . . . . . . . . . . . . . . . . . . . . . .</w:t>
       </w:r>
     </w:p>
     <w:p>
@@ -143,12 +360,10 @@
       </w:pPr>
       <w:r>
         <w:rPr>
-          <w:b/>
+          <w:color w:val="555555"/>
+          <w:sz w:val="18"/>
         </w:rPr>
-        <w:t xml:space="preserve">: </w:t>
-      </w:r>
-      <w:r>
-        <w:t xml:space="preserve">· · · · · · · · · · · · · · · · · · · · · · · · · · · · · · · · · · · </w:t>
+        <w:t>. . . . . . . . . . . . . . . . . . . . . . . . . . . . . . . . . . . . . . . . . . . . . . .</w:t>
       </w:r>
     </w:p>
     <w:p/>
@@ -159,10 +374,9 @@
       <w:r>
         <w:rPr>
           <w:b/>
-          <w:color w:val="2D6A4F"/>
-          <w:sz w:val="22"/>
+          <w:sz w:val="20"/>
         </w:rPr>
-        <w:t>◆  2. الأهداف الخاصة (قابلة للقياس)</w:t>
+        <w:t>.3 النتائج المنتظرة من الأنشطة:</w:t>
       </w:r>
     </w:p>
     <w:p>
@@ -171,12 +385,10 @@
       </w:pPr>
       <w:r>
         <w:rPr>
-          <w:b/>
+          <w:color w:val="555555"/>
+          <w:sz w:val="18"/>
         </w:rPr>
-        <w:t xml:space="preserve">: </w:t>
-      </w:r>
-      <w:r>
-        <w:t xml:space="preserve">· · · · · · · · · · · · · · · · · · · · · · · · · · · · · · · · · · · </w:t>
+        <w:t>. . . . . . . . . . . . . . . . . . . . . . . . . . . . . . . . . . . . . . . . . . . . . . .</w:t>
       </w:r>
     </w:p>
     <w:p>
@@ -185,12 +397,10 @@
       </w:pPr>
       <w:r>
         <w:rPr>
-          <w:b/>
+          <w:color w:val="555555"/>
+          <w:sz w:val="18"/>
         </w:rPr>
-        <w:t xml:space="preserve">: </w:t>
-      </w:r>
-      <w:r>
-        <w:t xml:space="preserve">· · · · · · · · · · · · · · · · · · · · · · · · · · · · · · · · · · · </w:t>
+        <w:t>. . . . . . . . . . . . . . . . . . . . . . . . . . . . . . . . . . . . . . . . . . . . . . .</w:t>
       </w:r>
     </w:p>
     <w:p>
@@ -199,12 +409,10 @@
       </w:pPr>
       <w:r>
         <w:rPr>
-          <w:b/>
+          <w:color w:val="555555"/>
+          <w:sz w:val="18"/>
         </w:rPr>
-        <w:t xml:space="preserve">: </w:t>
-      </w:r>
-      <w:r>
-        <w:t xml:space="preserve">· · · · · · · · · · · · · · · · · · · · · · · · · · · · · · · · · · · </w:t>
+        <w:t>. . . . . . . . . . . . . . . . . . . . . . . . . . . . . . . . . . . . . . . . . . . . . . .</w:t>
       </w:r>
     </w:p>
     <w:p/>
@@ -215,10 +423,9 @@
       <w:r>
         <w:rPr>
           <w:b/>
-          <w:color w:val="2D6A4F"/>
-          <w:sz w:val="22"/>
+          <w:sz w:val="20"/>
         </w:rPr>
-        <w:t>◆  3. الأنشطة المنتظرة</w:t>
+        <w:t>.4 الفئات المستفيدة من الأنشطة:</w:t>
       </w:r>
     </w:p>
     <w:p>
@@ -227,12 +434,10 @@
       </w:pPr>
       <w:r>
         <w:rPr>
-          <w:b/>
+          <w:color w:val="555555"/>
+          <w:sz w:val="18"/>
         </w:rPr>
-        <w:t xml:space="preserve">: </w:t>
-      </w:r>
-      <w:r>
-        <w:t xml:space="preserve">· · · · · · · · · · · · · · · · · · · · · · · · · · · · · · · · · · · </w:t>
+        <w:t>. . . . . . . . . . . . . . . . . . . . . . . . . . . . . . . . . . . . . . . . . . . . . . .</w:t>
       </w:r>
     </w:p>
     <w:p>
@@ -241,12 +446,10 @@
       </w:pPr>
       <w:r>
         <w:rPr>
-          <w:b/>
+          <w:color w:val="555555"/>
+          <w:sz w:val="18"/>
         </w:rPr>
-        <w:t xml:space="preserve">: </w:t>
-      </w:r>
-      <w:r>
-        <w:t xml:space="preserve">· · · · · · · · · · · · · · · · · · · · · · · · · · · · · · · · · · · </w:t>
+        <w:t>. . . . . . . . . . . . . . . . . . . . . . . . . . . . . . . . . . . . . . . . . . . . . . .</w:t>
       </w:r>
     </w:p>
     <w:p>
@@ -255,12 +458,10 @@
       </w:pPr>
       <w:r>
         <w:rPr>
-          <w:b/>
+          <w:color w:val="555555"/>
+          <w:sz w:val="18"/>
         </w:rPr>
-        <w:t xml:space="preserve">: </w:t>
-      </w:r>
-      <w:r>
-        <w:t xml:space="preserve">· · · · · · · · · · · · · · · · · · · · · · · · · · · · · · · · · · · </w:t>
+        <w:t>. . . . . . . . . . . . . . . . . . . . . . . . . . . . . . . . . . . . . . . . . . . . . . .</w:t>
       </w:r>
     </w:p>
     <w:p/>
@@ -271,10 +472,9 @@
       <w:r>
         <w:rPr>
           <w:b/>
-          <w:color w:val="2D6A4F"/>
-          <w:sz w:val="22"/>
+          <w:sz w:val="20"/>
         </w:rPr>
-        <w:t>◆  4. الفئات المستفيدة</w:t>
+        <w:t>.5 المتدخلون ونوع إسهامهم:</w:t>
       </w:r>
     </w:p>
     <w:p>
@@ -283,12 +483,10 @@
       </w:pPr>
       <w:r>
         <w:rPr>
-          <w:b/>
+          <w:color w:val="555555"/>
+          <w:sz w:val="18"/>
         </w:rPr>
-        <w:t xml:space="preserve">: </w:t>
-      </w:r>
-      <w:r>
-        <w:t xml:space="preserve">· · · · · · · · · · · · · · · · · · · · · · · · · · · · · · · · · · · </w:t>
+        <w:t>. . . . . . . . . . . . . . . . . . . . . . . . . . . . . . . . . . . . . . . . . . . . . . .</w:t>
       </w:r>
     </w:p>
     <w:p>
@@ -297,12 +495,22 @@
       </w:pPr>
       <w:r>
         <w:rPr>
-          <w:b/>
+          <w:color w:val="555555"/>
+          <w:sz w:val="18"/>
         </w:rPr>
-        <w:t xml:space="preserve">: </w:t>
+        <w:t>. . . . . . . . . . . . . . . . . . . . . . . . . . . . . . . . . . . . . . . . . . . . . . .</w:t>
       </w:r>
+    </w:p>
+    <w:p>
+      <w:pPr>
+        <w:bidi/>
+      </w:pPr>
       <w:r>
-        <w:t xml:space="preserve">· · · · · · · · · · · · · · · · · · · · · · · · · · · · · · · · · · · </w:t>
+        <w:rPr>
+          <w:color w:val="555555"/>
+          <w:sz w:val="18"/>
+        </w:rPr>
+        <w:t>. . . . . . . . . . . . . . . . . . . . . . . . . . . . . . . . . . . . . . . . . . . . . . .</w:t>
       </w:r>
     </w:p>
     <w:p/>
@@ -313,10 +521,9 @@
       <w:r>
         <w:rPr>
           <w:b/>
-          <w:color w:val="2D6A4F"/>
-          <w:sz w:val="22"/>
+          <w:sz w:val="20"/>
         </w:rPr>
-        <w:t>◆  5. المتدخلون والشركاء</w:t>
+        <w:t>.6 الوسائل والموارد الواجب تعبئتها:</w:t>
       </w:r>
     </w:p>
     <w:p>
@@ -325,12 +532,10 @@
       </w:pPr>
       <w:r>
         <w:rPr>
-          <w:b/>
+          <w:color w:val="555555"/>
+          <w:sz w:val="18"/>
         </w:rPr>
-        <w:t xml:space="preserve">: </w:t>
-      </w:r>
-      <w:r>
-        <w:t xml:space="preserve">· · · · · · · · · · · · · · · · · · · · · · · · · · · · · · · · · · · </w:t>
+        <w:t>. . . . . . . . . . . . . . . . . . . . . . . . . . . . . . . . . . . . . . . . . . . . . . .</w:t>
       </w:r>
     </w:p>
     <w:p>
@@ -339,12 +544,22 @@
       </w:pPr>
       <w:r>
         <w:rPr>
-          <w:b/>
+          <w:color w:val="555555"/>
+          <w:sz w:val="18"/>
         </w:rPr>
-        <w:t xml:space="preserve">: </w:t>
+        <w:t>. . . . . . . . . . . . . . . . . . . . . . . . . . . . . . . . . . . . . . . . . . . . . . .</w:t>
       </w:r>
+    </w:p>
+    <w:p>
+      <w:pPr>
+        <w:bidi/>
+      </w:pPr>
       <w:r>
-        <w:t xml:space="preserve">· · · · · · · · · · · · · · · · · · · · · · · · · · · · · · · · · · · </w:t>
+        <w:rPr>
+          <w:color w:val="555555"/>
+          <w:sz w:val="18"/>
+        </w:rPr>
+        <w:t>. . . . . . . . . . . . . . . . . . . . . . . . . . . . . . . . . . . . . . . . . . . . . . .</w:t>
       </w:r>
     </w:p>
     <w:p/>
@@ -355,10 +570,9 @@
       <w:r>
         <w:rPr>
           <w:b/>
-          <w:color w:val="2D6A4F"/>
-          <w:sz w:val="22"/>
+          <w:sz w:val="20"/>
         </w:rPr>
-        <w:t>◆  6. الوسائل المادية والبشرية المتاحة</w:t>
+        <w:t>.7 آليات التطوير والاستشارة:</w:t>
       </w:r>
     </w:p>
     <w:p>
@@ -367,12 +581,10 @@
       </w:pPr>
       <w:r>
         <w:rPr>
-          <w:b/>
+          <w:color w:val="555555"/>
+          <w:sz w:val="18"/>
         </w:rPr>
-        <w:t xml:space="preserve">: </w:t>
-      </w:r>
-      <w:r>
-        <w:t xml:space="preserve">· · · · · · · · · · · · · · · · · · · · · · · · · · · · · · · · · · · </w:t>
+        <w:t>. . . . . . . . . . . . . . . . . . . . . . . . . . . . . . . . . . . . . . . . . . . . . . .</w:t>
       </w:r>
     </w:p>
     <w:p>
@@ -381,12 +593,22 @@
       </w:pPr>
       <w:r>
         <w:rPr>
-          <w:b/>
+          <w:color w:val="555555"/>
+          <w:sz w:val="18"/>
         </w:rPr>
-        <w:t xml:space="preserve">: </w:t>
+        <w:t>. . . . . . . . . . . . . . . . . . . . . . . . . . . . . . . . . . . . . . . . . . . . . . .</w:t>
       </w:r>
+    </w:p>
+    <w:p>
+      <w:pPr>
+        <w:bidi/>
+      </w:pPr>
       <w:r>
-        <w:t xml:space="preserve">· · · · · · · · · · · · · · · · · · · · · · · · · · · · · · · · · · · </w:t>
+        <w:rPr>
+          <w:color w:val="555555"/>
+          <w:sz w:val="18"/>
+        </w:rPr>
+        <w:t>. . . . . . . . . . . . . . . . . . . . . . . . . . . . . . . . . . . . . . . . . . . . . . .</w:t>
       </w:r>
     </w:p>
     <w:p/>
@@ -397,10 +619,9 @@
       <w:r>
         <w:rPr>
           <w:b/>
-          <w:color w:val="2D6A4F"/>
-          <w:sz w:val="22"/>
+          <w:sz w:val="20"/>
         </w:rPr>
-        <w:t>◆  7. آليات التطوير والاستشارة</w:t>
+        <w:t>.8 التمويل والمصادر:</w:t>
       </w:r>
     </w:p>
     <w:p>
@@ -409,12 +630,10 @@
       </w:pPr>
       <w:r>
         <w:rPr>
-          <w:b/>
+          <w:color w:val="555555"/>
+          <w:sz w:val="18"/>
         </w:rPr>
-        <w:t xml:space="preserve">: </w:t>
-      </w:r>
-      <w:r>
-        <w:t xml:space="preserve">· · · · · · · · · · · · · · · · · · · · · · · · · · · · · · · · · · · </w:t>
+        <w:t>. . . . . . . . . . . . . . . . . . . . . . . . . . . . . . . . . . . . . . . . . . . . . . .</w:t>
       </w:r>
     </w:p>
     <w:p>
@@ -423,26 +642,10 @@
       </w:pPr>
       <w:r>
         <w:rPr>
-          <w:b/>
+          <w:color w:val="555555"/>
+          <w:sz w:val="18"/>
         </w:rPr>
-        <w:t xml:space="preserve">: </w:t>
-      </w:r>
-      <w:r>
-        <w:t xml:space="preserve">· · · · · · · · · · · · · · · · · · · · · · · · · · · · · · · · · · · </w:t>
-      </w:r>
-    </w:p>
-    <w:p/>
-    <w:p>
-      <w:pPr>
-        <w:bidi/>
-      </w:pPr>
-      <w:r>
-        <w:rPr>
-          <w:b/>
-          <w:color w:val="2D6A4F"/>
-          <w:sz w:val="22"/>
-        </w:rPr>
-        <w:t>◆  8. التمويل والمصادر</w:t>
+        <w:t>. . . . . . . . . . . . . . . . . . . . . . . . . . . . . . . . . . . . . . . . . . . . . . .</w:t>
       </w:r>
     </w:p>
     <w:p>
@@ -451,26 +654,10 @@
       </w:pPr>
       <w:r>
         <w:rPr>
-          <w:b/>
+          <w:color w:val="555555"/>
+          <w:sz w:val="18"/>
         </w:rPr>
-        <w:t xml:space="preserve">: </w:t>
-      </w:r>
-      <w:r>
-        <w:t xml:space="preserve">· · · · · · · · · · · · · · · · · · · · · · · · · · · · · · · · · · · </w:t>
-      </w:r>
-    </w:p>
-    <w:p>
-      <w:pPr>
-        <w:bidi/>
-      </w:pPr>
-      <w:r>
-        <w:rPr>
-          <w:b/>
-        </w:rPr>
-        <w:t xml:space="preserve">: </w:t>
-      </w:r>
-      <w:r>
-        <w:t xml:space="preserve">· · · · · · · · · · · · · · · · · · · · · · · · · · · · · · · · · · · </w:t>
+        <w:t>. . . . . . . . . . . . . . . . . . . . . . . . . . . . . . . . . . . . . . . . . . . . . . .</w:t>
       </w:r>
     </w:p>
     <w:p/>
@@ -849,7 +1036,7 @@
     <w:rsid w:val="00FC693F"/>
     <w:rPr>
       <w:rFonts w:ascii="Arial" w:hAnsi="Arial"/>
-      <w:sz w:val="22"/>
+      <w:sz w:val="20"/>
     </w:rPr>
   </w:style>
   <w:style w:type="paragraph" w:styleId="Header">
